--- a/hub/files/PA9.docx
+++ b/hub/files/PA9.docx
@@ -57,7 +57,7 @@
                 <w:b/>
                 <w:sz w:val="19"/>
               </w:rPr>
-              <w:t>10 (term project — graded on the /100 rubric below, scaled to 10 pts)</w:t>
+              <w:t>15 (term project — graded on the /100 rubric below, scaled to 15 pts)</w:t>
             </w:r>
           </w:p>
         </w:tc>
@@ -239,8 +239,12 @@
     </w:p>
     <w:p>
       <w:pPr>
-        <w:pStyle w:val="ListNumber"/>
+        <w:ind w:left="432" w:hanging="432"/>
       </w:pPr>
+      <w:r>
+        <w:t>1.</w:t>
+        <w:tab/>
+      </w:r>
       <w:r>
         <w:rPr>
           <w:b/>
@@ -253,8 +257,12 @@
     </w:p>
     <w:p>
       <w:pPr>
-        <w:pStyle w:val="ListNumber"/>
+        <w:ind w:left="432" w:hanging="432"/>
       </w:pPr>
+      <w:r>
+        <w:t>2.</w:t>
+        <w:tab/>
+      </w:r>
       <w:r>
         <w:rPr>
           <w:b/>
@@ -267,8 +275,12 @@
     </w:p>
     <w:p>
       <w:pPr>
-        <w:pStyle w:val="ListNumber"/>
+        <w:ind w:left="432" w:hanging="432"/>
       </w:pPr>
+      <w:r>
+        <w:t>3.</w:t>
+        <w:tab/>
+      </w:r>
       <w:r>
         <w:rPr>
           <w:b/>
@@ -281,8 +293,12 @@
     </w:p>
     <w:p>
       <w:pPr>
-        <w:pStyle w:val="ListNumber"/>
+        <w:ind w:left="432" w:hanging="432"/>
       </w:pPr>
+      <w:r>
+        <w:t>4.</w:t>
+        <w:tab/>
+      </w:r>
       <w:r>
         <w:rPr>
           <w:b/>
@@ -295,8 +311,12 @@
     </w:p>
     <w:p>
       <w:pPr>
-        <w:pStyle w:val="ListNumber"/>
+        <w:ind w:left="432" w:hanging="432"/>
       </w:pPr>
+      <w:r>
+        <w:t>5.</w:t>
+        <w:tab/>
+      </w:r>
       <w:r>
         <w:rPr>
           <w:b/>
@@ -309,8 +329,12 @@
     </w:p>
     <w:p>
       <w:pPr>
-        <w:pStyle w:val="ListNumber"/>
+        <w:ind w:left="432" w:hanging="432"/>
       </w:pPr>
+      <w:r>
+        <w:t>6.</w:t>
+        <w:tab/>
+      </w:r>
       <w:r>
         <w:rPr>
           <w:b/>
@@ -323,8 +347,12 @@
     </w:p>
     <w:p>
       <w:pPr>
-        <w:pStyle w:val="ListNumber"/>
+        <w:ind w:left="432" w:hanging="432"/>
       </w:pPr>
+      <w:r>
+        <w:t>7.</w:t>
+        <w:tab/>
+      </w:r>
       <w:r>
         <w:rPr>
           <w:b/>

--- a/hub/files/PA9.docx
+++ b/hub/files/PA9.docx
@@ -171,7 +171,20 @@
               <w:rPr>
                 <w:sz w:val="19"/>
               </w:rPr>
-              <w:t>Canvas — one PDF (SlideDocs report) + the filled skeleton checklist from Appendix A</w:t>
+              <w:t xml:space="preserve">Canvas — one </w:t>
+            </w:r>
+            <w:r>
+              <w:rPr>
+                <w:b/>
+                <w:sz w:val="19"/>
+              </w:rPr>
+              <w:t>.docx</w:t>
+            </w:r>
+            <w:r>
+              <w:rPr>
+                <w:sz w:val="19"/>
+              </w:rPr>
+              <w:t xml:space="preserve"> (SlideDocs report) + the filled skeleton checklist from Appendix A</w:t>
             </w:r>
           </w:p>
         </w:tc>

--- a/hub/files/PA9.docx
+++ b/hub/files/PA9.docx
@@ -95,7 +95,7 @@
               <w:rPr>
                 <w:sz w:val="19"/>
               </w:rPr>
-              <w:t>Finals week (Dec 7–13) — Canvas submission at the registrar's exam slot (exact date on Canvas); no sit-down meeting — fold in the feedback from your Week-14 presentation</w:t>
+              <w:t>Finals week (Dec 7–13) — Canvas submission at the registrar's exam slot (exact date on Canvas); no sit-down meeting — fold in the instructor's Canvas comments on your Week-14 presentation, returned within a few days of your talk</w:t>
             </w:r>
           </w:p>
         </w:tc>
@@ -184,7 +184,7 @@
               <w:rPr>
                 <w:sz w:val="19"/>
               </w:rPr>
-              <w:t xml:space="preserve"> (SlideDocs report) + the filled skeleton checklist from Appendix A</w:t>
+              <w:t xml:space="preserve"> (SlideDocs report, with the filled skeleton checklist from Appendix A at the end). Always Word; no PDF, no links</w:t>
             </w:r>
           </w:p>
         </w:tc>
@@ -239,7 +239,7 @@
     </w:p>
     <w:p>
       <w:r>
-        <w:t>This is the engagement's permanent artifact: a client-ready SlideDocs report. Everything the project produced — RQs, instrument, fielding, analysis — either survives in this document or disappears. Done well, it stands alone: a manager who never met you can find any RQ's answer by page number, and every recommendation traces to a finding.</w:t>
+        <w:t>This is the engagement's permanent artifact: a client-ready SlideDocs report (a landscape Word document, one idea per page, chart beside text; template on Canvas). Everything the project produced — RQs, instrument, fielding, analysis — either survives in this document or disappears. Done well, it stands alone: a manager who never met you can find any RQ's answer by page number, and every recommendation traces to a finding.</w:t>
       </w:r>
     </w:p>
     <w:p>
@@ -301,7 +301,7 @@
         <w:t>Write Methods as past-tense prose with the numbers:</w:t>
       </w:r>
       <w:r>
-        <w:t xml:space="preserve"> invitations → refusals → nonqualified → final n, the response rate, demographics, and an honest representativeness assessment for both samples (aytm n = 600 and your student survey).</w:t>
+        <w:t xml:space="preserve"> the team's PA5.5 funnel summed (contacts → qualified → completes → counted), the response rate, the aytm n, demographics, and an honest representativeness assessment for both samples (aytm n = 600 and your student survey).</w:t>
       </w:r>
     </w:p>
     <w:p>
@@ -395,7 +395,7 @@
         <w:t xml:space="preserve">☐  </w:t>
       </w:r>
       <w:r>
-        <w:t>One PDF: SlideDocs report, ≤13-pt font, third person and past tense throughout</w:t>
+        <w:t>One .docx: SlideDocs report, body font 11–13 pt, third person and past tense throughout</w:t>
       </w:r>
     </w:p>
     <w:p>
@@ -903,7 +903,7 @@
               <w:rPr>
                 <w:sz w:val="19"/>
               </w:rPr>
-              <w:t>SlideDocs, ≤13-pt font, third person</w:t>
+              <w:t>SlideDocs, 11–13-pt body font, third person</w:t>
             </w:r>
           </w:p>
         </w:tc>
@@ -1532,7 +1532,7 @@
         <w:t xml:space="preserve">☐  </w:t>
       </w:r>
       <w:r>
-        <w:t>Sample arithmetic: invitations → refusals → nonqualified → final n, response rate</w:t>
+        <w:t>Sample arithmetic: contacts → qualified → completes → counted (PA5.5 funnel, team total), response rate</w:t>
       </w:r>
     </w:p>
     <w:p>
@@ -1746,7 +1746,7 @@
         <w:t xml:space="preserve">☐  </w:t>
       </w:r>
       <w:r>
-        <w:t>SlideDocs template; font ≤13 pt; body text left-aligned</w:t>
+        <w:t>SlideDocs template; body font 11–13 pt; left-aligned</w:t>
       </w:r>
     </w:p>
     <w:p>
@@ -1760,7 +1760,7 @@
         <w:t xml:space="preserve">☐  </w:t>
       </w:r>
       <w:r>
-        <w:t>Third person, past tense, client addressed as Mr./Ms.</w:t>
+        <w:t>Third person, past tense; the client addressed by name as in the visit</w:t>
       </w:r>
     </w:p>
     <w:p>

--- a/hub/files/PA9.docx
+++ b/hub/files/PA9.docx
@@ -28,13 +28,11 @@
           <w:p>
             <w:r>
               <w:rPr>
-                <w:b/>
                 <w:sz w:val="19"/>
               </w:rPr>
             </w:r>
             <w:r>
               <w:rPr>
-                <w:b/>
                 <w:sz w:val="19"/>
               </w:rPr>
               <w:t>Points</w:t>
@@ -48,13 +46,11 @@
           <w:p>
             <w:r>
               <w:rPr>
-                <w:b/>
                 <w:sz w:val="19"/>
               </w:rPr>
             </w:r>
             <w:r>
               <w:rPr>
-                <w:b/>
                 <w:sz w:val="19"/>
               </w:rPr>
               <w:t>15 (term project — graded on the /100 rubric below, scaled to 15 pts)</w:t>
@@ -171,20 +167,33 @@
               <w:rPr>
                 <w:sz w:val="19"/>
               </w:rPr>
-              <w:t xml:space="preserve">Canvas — one </w:t>
+              <w:t xml:space="preserve">Canvas — </w:t>
             </w:r>
             <w:r>
               <w:rPr>
                 <w:b/>
                 <w:sz w:val="19"/>
               </w:rPr>
-              <w:t>.docx</w:t>
+              <w:t>two .docx files in one submission</w:t>
             </w:r>
             <w:r>
               <w:rPr>
                 <w:sz w:val="19"/>
               </w:rPr>
-              <w:t xml:space="preserve"> (SlideDocs report, with the filled skeleton checklist from Appendix A at the end). Always Word; no PDF, no links</w:t>
+              <w:t xml:space="preserve">: the SlideDocs report and the filled </w:t>
+            </w:r>
+            <w:r>
+              <w:rPr>
+                <w:b/>
+                <w:sz w:val="19"/>
+              </w:rPr>
+              <w:t>submission template</w:t>
+            </w:r>
+            <w:r>
+              <w:rPr>
+                <w:sz w:val="19"/>
+              </w:rPr>
+              <w:t xml:space="preserve"> (PA9_Assignment_Template.docx) with the skeleton checklist from Appendix A and the AI reflection. Always Word; no PDF, no links</w:t>
             </w:r>
           </w:p>
         </w:tc>
@@ -230,6 +239,26 @@
       </w:r>
     </w:p>
     <w:p>
+      <w:r>
+        <w:rPr>
+          <w:b/>
+        </w:rPr>
+        <w:t>Files.</w:t>
+      </w:r>
+      <w:r>
+        <w:t xml:space="preserve"> This brief is the instructions. Write the report in the SlideDocs template on Canvas. Tick the skeleton checklist and write the AI reflection only in the </w:t>
+      </w:r>
+      <w:r>
+        <w:rPr>
+          <w:b/>
+        </w:rPr>
+        <w:t>submission template</w:t>
+      </w:r>
+      <w:r>
+        <w:t xml:space="preserve"> (PA9_Assignment_Template.docx).</w:t>
+      </w:r>
+    </w:p>
+    <w:p>
       <w:pPr>
         <w:pStyle w:val="Heading2"/>
       </w:pPr>
@@ -265,7 +294,7 @@
         <w:t>Assemble the skeleton first</w:t>
       </w:r>
       <w:r>
-        <w:t xml:space="preserve"> (Appendix A): title page, table of contents, separate Table of RQs with page numbers, then the sections in order. Fill the RQ ↔ Question table (Appendix B) — it fixes the Results order before you write a word.</w:t>
+        <w:t xml:space="preserve"> (Appendix A in the submission template): title page, table of contents, separate Table of RQs with page numbers, then the sections in order. Fill the RQ ↔ Question table (Appendix B) — it fixes the Results order before you write a word.</w:t>
       </w:r>
     </w:p>
     <w:p>
@@ -395,7 +424,7 @@
         <w:t xml:space="preserve">☐  </w:t>
       </w:r>
       <w:r>
-        <w:t>One .docx: SlideDocs report, body font 11–13 pt, third person and past tense throughout</w:t>
+        <w:t>The SlideDocs report (.docx), body font 11–13 pt, third person and past tense throughout</w:t>
       </w:r>
     </w:p>
     <w:p>
@@ -451,21 +480,16 @@
         <w:t xml:space="preserve">☐  </w:t>
       </w:r>
       <w:r>
-        <w:t>Filled report-skeleton checklist (Appendix A)</w:t>
+        <w:t xml:space="preserve">The filled </w:t>
       </w:r>
-    </w:p>
-    <w:p>
-      <w:pPr>
-        <w:ind w:left="360"/>
-      </w:pPr>
       <w:r>
         <w:rPr>
           <w:b/>
         </w:rPr>
-        <w:t xml:space="preserve">☐  </w:t>
+        <w:t>submission template</w:t>
       </w:r>
       <w:r>
-        <w:t>AI reflection (below)</w:t>
+        <w:t xml:space="preserve"> (second .docx): report-skeleton checklist (Appendix A) + AI reflection (below)</w:t>
       </w:r>
     </w:p>
     <w:p>
@@ -1331,436 +1355,43 @@
       </w:r>
     </w:p>
     <w:p>
+      <w:pPr>
+        <w:ind w:left="432"/>
+      </w:pPr>
       <w:r>
-        <w:t>Work through the sections in order; every unchecked box is points. Boxes marked with a deduction are the traps graders find first.</w:t>
+        <w:rPr>
+          <w:b/>
+          <w:i/>
+          <w:sz w:val="19"/>
+        </w:rPr>
+        <w:t>Fill this in the separate submission template, not here:</w:t>
+      </w:r>
+      <w:r>
+        <w:rPr>
+          <w:i/>
+          <w:sz w:val="19"/>
+        </w:rPr>
+        <w:t xml:space="preserve"> download </w:t>
+      </w:r>
+      <w:r>
+        <w:rPr>
+          <w:b/>
+          <w:i/>
+          <w:sz w:val="19"/>
+        </w:rPr>
+        <w:t>PA9_Assignment_Template.docx</w:t>
+      </w:r>
+      <w:r>
+        <w:rPr>
+          <w:i/>
+          <w:sz w:val="19"/>
+        </w:rPr>
+        <w:t xml:space="preserve"> (next to this brief on the Course Hub and in Canvas), fill it in, and upload that file. This document is instructions only; nothing in it is graded.</w:t>
       </w:r>
     </w:p>
     <w:p>
       <w:r>
-        <w:rPr>
-          <w:b/>
-        </w:rPr>
-        <w:t>Front matter</w:t>
-      </w:r>
-    </w:p>
-    <w:p>
-      <w:pPr>
-        <w:ind w:left="360"/>
-      </w:pPr>
-      <w:r>
-        <w:rPr>
-          <w:b/>
-        </w:rPr>
-        <w:t xml:space="preserve">☐  </w:t>
-      </w:r>
-      <w:r>
-        <w:t>Title page: report title, client, team members, date</w:t>
-      </w:r>
-    </w:p>
-    <w:p>
-      <w:pPr>
-        <w:ind w:left="360"/>
-      </w:pPr>
-      <w:r>
-        <w:rPr>
-          <w:b/>
-        </w:rPr>
-        <w:t xml:space="preserve">☐  </w:t>
-      </w:r>
-      <w:r>
-        <w:t>Table of contents matching the section order below</w:t>
-      </w:r>
-    </w:p>
-    <w:p>
-      <w:pPr>
-        <w:ind w:left="360"/>
-      </w:pPr>
-      <w:r>
-        <w:rPr>
-          <w:b/>
-        </w:rPr>
-        <w:t xml:space="preserve">☐  </w:t>
-      </w:r>
-      <w:r>
-        <w:t>Separate Table of RQs with page numbers (missing → −2)</w:t>
-      </w:r>
-    </w:p>
-    <w:p>
-      <w:r>
-        <w:rPr>
-          <w:b/>
-        </w:rPr>
-        <w:t>Executive summary (written last)</w:t>
-      </w:r>
-    </w:p>
-    <w:p>
-      <w:pPr>
-        <w:ind w:left="360"/>
-      </w:pPr>
-      <w:r>
-        <w:rPr>
-          <w:b/>
-        </w:rPr>
-        <w:t xml:space="preserve">☐  </w:t>
-      </w:r>
-      <w:r>
-        <w:t>2–3 pages; stands alone without the rest of the report</w:t>
-      </w:r>
-    </w:p>
-    <w:p>
-      <w:pPr>
-        <w:ind w:left="360"/>
-      </w:pPr>
-      <w:r>
-        <w:rPr>
-          <w:b/>
-        </w:rPr>
-        <w:t xml:space="preserve">☐  </w:t>
-      </w:r>
-      <w:r>
-        <w:t>Background · methods · key findings · recommendations all present</w:t>
-      </w:r>
-    </w:p>
-    <w:p>
-      <w:pPr>
-        <w:ind w:left="360"/>
-      </w:pPr>
-      <w:r>
-        <w:rPr>
-          <w:b/>
-        </w:rPr>
-        <w:t xml:space="preserve">☐  </w:t>
-      </w:r>
-      <w:r>
-        <w:t>Third person — recurring "we/I" anywhere in the report → −2</w:t>
-      </w:r>
-    </w:p>
-    <w:p>
-      <w:r>
-        <w:rPr>
-          <w:b/>
-        </w:rPr>
-        <w:t>Background &amp; objectives</w:t>
-      </w:r>
-    </w:p>
-    <w:p>
-      <w:pPr>
-        <w:ind w:left="360"/>
-      </w:pPr>
-      <w:r>
-        <w:rPr>
-          <w:b/>
-        </w:rPr>
-        <w:t xml:space="preserve">☐  </w:t>
-      </w:r>
-      <w:r>
-        <w:t>Client context + interview summary</w:t>
-      </w:r>
-    </w:p>
-    <w:p>
-      <w:pPr>
-        <w:ind w:left="360"/>
-      </w:pPr>
-      <w:r>
-        <w:rPr>
-          <w:b/>
-        </w:rPr>
-        <w:t xml:space="preserve">☐  </w:t>
-      </w:r>
-      <w:r>
-        <w:t>Project objectives + numbered RQ list, same order as Results</w:t>
-      </w:r>
-    </w:p>
-    <w:p>
-      <w:r>
-        <w:rPr>
-          <w:b/>
-        </w:rPr>
-        <w:t>Methods</w:t>
-      </w:r>
-    </w:p>
-    <w:p>
-      <w:pPr>
-        <w:ind w:left="360"/>
-      </w:pPr>
-      <w:r>
-        <w:rPr>
-          <w:b/>
-        </w:rPr>
-        <w:t xml:space="preserve">☐  </w:t>
-      </w:r>
-      <w:r>
-        <w:t>Past-tense prose, no bullet fragments (present tense → −1)</w:t>
-      </w:r>
-    </w:p>
-    <w:p>
-      <w:pPr>
-        <w:ind w:left="360"/>
-      </w:pPr>
-      <w:r>
-        <w:rPr>
-          <w:b/>
-        </w:rPr>
-        <w:t xml:space="preserve">☐  </w:t>
-      </w:r>
-      <w:r>
-        <w:t>Questionnaire development + content overview + physical description</w:t>
-      </w:r>
-    </w:p>
-    <w:p>
-      <w:pPr>
-        <w:ind w:left="360"/>
-      </w:pPr>
-      <w:r>
-        <w:rPr>
-          <w:b/>
-        </w:rPr>
-        <w:t xml:space="preserve">☐  </w:t>
-      </w:r>
-      <w:r>
-        <w:t>Data-collection method + sampling plan with location rationale</w:t>
-      </w:r>
-    </w:p>
-    <w:p>
-      <w:pPr>
-        <w:ind w:left="360"/>
-      </w:pPr>
-      <w:r>
-        <w:rPr>
-          <w:b/>
-        </w:rPr>
-        <w:t xml:space="preserve">☐  </w:t>
-      </w:r>
-      <w:r>
-        <w:t>Sample arithmetic: contacts → qualified → completes → counted (PA5.5 funnel, team total), response rate</w:t>
-      </w:r>
-    </w:p>
-    <w:p>
-      <w:pPr>
-        <w:ind w:left="360"/>
-      </w:pPr>
-      <w:r>
-        <w:rPr>
-          <w:b/>
-        </w:rPr>
-        <w:t xml:space="preserve">☐  </w:t>
-      </w:r>
-      <w:r>
-        <w:t>Representativeness honestly assessed for both samples</w:t>
-      </w:r>
-    </w:p>
-    <w:p>
-      <w:r>
-        <w:rPr>
-          <w:b/>
-        </w:rPr>
-        <w:t>Results</w:t>
-      </w:r>
-    </w:p>
-    <w:p>
-      <w:pPr>
-        <w:ind w:left="360"/>
-      </w:pPr>
-      <w:r>
-        <w:rPr>
-          <w:b/>
-        </w:rPr>
-        <w:t xml:space="preserve">☐  </w:t>
-      </w:r>
-      <w:r>
-        <w:t>One block per RQ: ≤5-word heading, no "Research Question" in it</w:t>
-      </w:r>
-    </w:p>
-    <w:p>
-      <w:pPr>
-        <w:ind w:left="360"/>
-      </w:pPr>
-      <w:r>
-        <w:rPr>
-          <w:b/>
-        </w:rPr>
-        <w:t xml:space="preserve">☐  </w:t>
-      </w:r>
-      <w:r>
-        <w:t>Full RQ + questionnaire item(s) stated in each block</w:t>
-      </w:r>
-    </w:p>
-    <w:p>
-      <w:pPr>
-        <w:ind w:left="360"/>
-      </w:pPr>
-      <w:r>
-        <w:rPr>
-          <w:b/>
-        </w:rPr>
-        <w:t xml:space="preserve">☐  </w:t>
-      </w:r>
-      <w:r>
-        <w:t>Chart on same/next page; percents (count chart → −1 each); no pies (→ −2 each)</w:t>
-      </w:r>
-    </w:p>
-    <w:p>
-      <w:pPr>
-        <w:ind w:left="360"/>
-      </w:pPr>
-      <w:r>
-        <w:rPr>
-          <w:b/>
-        </w:rPr>
-        <w:t xml:space="preserve">☐  </w:t>
-      </w:r>
-      <w:r>
-        <w:t>≥1 difference RQ (missing → −5) with χ²/t, df, p in a footnote</w:t>
-      </w:r>
-    </w:p>
-    <w:p>
-      <w:pPr>
-        <w:ind w:left="360"/>
-      </w:pPr>
-      <w:r>
-        <w:rPr>
-          <w:b/>
-        </w:rPr>
-        <w:t xml:space="preserve">☐  </w:t>
-      </w:r>
-      <w:r>
-        <w:t>Sample sizes reported with each result</w:t>
-      </w:r>
-    </w:p>
-    <w:p>
-      <w:r>
-        <w:rPr>
-          <w:b/>
-        </w:rPr>
-        <w:t>Limitations, findings, recommendations</w:t>
-      </w:r>
-    </w:p>
-    <w:p>
-      <w:pPr>
-        <w:ind w:left="360"/>
-      </w:pPr>
-      <w:r>
-        <w:rPr>
-          <w:b/>
-        </w:rPr>
-        <w:t xml:space="preserve">☐  </w:t>
-      </w:r>
-      <w:r>
-        <w:t>≥3 limitations that bound inference; none is a project mishap</w:t>
-      </w:r>
-    </w:p>
-    <w:p>
-      <w:pPr>
-        <w:ind w:left="360"/>
-      </w:pPr>
-      <w:r>
-        <w:rPr>
-          <w:b/>
-        </w:rPr>
-        <w:t xml:space="preserve">☐  </w:t>
-      </w:r>
-      <w:r>
-        <w:t>Key findings tied back to the objectives</w:t>
-      </w:r>
-    </w:p>
-    <w:p>
-      <w:pPr>
-        <w:ind w:left="360"/>
-      </w:pPr>
-      <w:r>
-        <w:rPr>
-          <w:b/>
-        </w:rPr>
-        <w:t xml:space="preserve">☐  </w:t>
-      </w:r>
-      <w:r>
-        <w:t>Every recommendation: action + rationale + cited finding</w:t>
-      </w:r>
-    </w:p>
-    <w:p>
-      <w:r>
-        <w:rPr>
-          <w:b/>
-        </w:rPr>
-        <w:t>Appendix</w:t>
-      </w:r>
-    </w:p>
-    <w:p>
-      <w:pPr>
-        <w:ind w:left="360"/>
-      </w:pPr>
-      <w:r>
-        <w:rPr>
-          <w:b/>
-        </w:rPr>
-        <w:t xml:space="preserve">☐  </w:t>
-      </w:r>
-      <w:r>
-        <w:t>Verbatim fielded questionnaire — full copy, not a summary or link (missing → −5)</w:t>
-      </w:r>
-    </w:p>
-    <w:p>
-      <w:pPr>
-        <w:ind w:left="360"/>
-      </w:pPr>
-      <w:r>
-        <w:rPr>
-          <w:b/>
-        </w:rPr>
-        <w:t xml:space="preserve">☐  </w:t>
-      </w:r>
-      <w:r>
-        <w:t>RQ ↔ Question table (Appendix B), matching the final RQ list (missing → −2)</w:t>
-      </w:r>
-    </w:p>
-    <w:p>
-      <w:pPr>
-        <w:ind w:left="360"/>
-      </w:pPr>
-      <w:r>
-        <w:rPr>
-          <w:b/>
-        </w:rPr>
-        <w:t xml:space="preserve">☐  </w:t>
-      </w:r>
-      <w:r>
-        <w:t>Analysis output keyed to each RQ, in RQ order</w:t>
-      </w:r>
-    </w:p>
-    <w:p>
-      <w:r>
-        <w:rPr>
-          <w:b/>
-        </w:rPr>
-        <w:t>Format</w:t>
-      </w:r>
-    </w:p>
-    <w:p>
-      <w:pPr>
-        <w:ind w:left="360"/>
-      </w:pPr>
-      <w:r>
-        <w:rPr>
-          <w:b/>
-        </w:rPr>
-        <w:t xml:space="preserve">☐  </w:t>
-      </w:r>
-      <w:r>
-        <w:t>SlideDocs template; body font 11–13 pt; left-aligned</w:t>
-      </w:r>
-    </w:p>
-    <w:p>
-      <w:pPr>
-        <w:ind w:left="360"/>
-      </w:pPr>
-      <w:r>
-        <w:rPr>
-          <w:b/>
-        </w:rPr>
-        <w:t xml:space="preserve">☐  </w:t>
-      </w:r>
-      <w:r>
-        <w:t>Third person, past tense; the client addressed by name as in the visit</w:t>
+        <w:t>Work through the sections in order; every unchecked box is points. Boxes marked with a deduction are the traps graders find first.</w:t>
       </w:r>
     </w:p>
     <w:p>
@@ -1768,7 +1399,7 @@
         <w:pStyle w:val="Heading2"/>
       </w:pPr>
       <w:r>
-        <w:t>Appendix B — RQ ↔ Question table (fill this out)</w:t>
+        <w:t>Appendix B — RQ ↔ Question table (fill this out in your report)</w:t>
       </w:r>
     </w:p>
     <w:p>
@@ -1897,6 +1528,750 @@
                 <w:sz w:val="18"/>
               </w:rPr>
               <w:t>Report page</w:t>
+            </w:r>
+          </w:p>
+        </w:tc>
+      </w:tr>
+      <w:tr>
+        <w:tc>
+          <w:tcPr>
+            <w:tcW w:type="dxa" w:w="2822"/>
+          </w:tcPr>
+          <w:p>
+            <w:r>
+              <w:rPr>
+                <w:sz w:val="18"/>
+              </w:rPr>
+            </w:r>
+          </w:p>
+        </w:tc>
+        <w:tc>
+          <w:tcPr>
+            <w:tcW w:type="dxa" w:w="2822"/>
+          </w:tcPr>
+          <w:p>
+            <w:r>
+              <w:rPr>
+                <w:sz w:val="18"/>
+              </w:rPr>
+            </w:r>
+          </w:p>
+        </w:tc>
+        <w:tc>
+          <w:tcPr>
+            <w:tcW w:type="dxa" w:w="2822"/>
+          </w:tcPr>
+          <w:p>
+            <w:r>
+              <w:rPr>
+                <w:sz w:val="18"/>
+              </w:rPr>
+            </w:r>
+          </w:p>
+        </w:tc>
+        <w:tc>
+          <w:tcPr>
+            <w:tcW w:type="dxa" w:w="2822"/>
+          </w:tcPr>
+          <w:p>
+            <w:r>
+              <w:rPr>
+                <w:sz w:val="18"/>
+              </w:rPr>
+            </w:r>
+          </w:p>
+        </w:tc>
+        <w:tc>
+          <w:tcPr>
+            <w:tcW w:type="dxa" w:w="2822"/>
+          </w:tcPr>
+          <w:p>
+            <w:r>
+              <w:rPr>
+                <w:sz w:val="18"/>
+              </w:rPr>
+            </w:r>
+          </w:p>
+        </w:tc>
+      </w:tr>
+      <w:tr>
+        <w:tc>
+          <w:tcPr>
+            <w:tcW w:type="dxa" w:w="2822"/>
+          </w:tcPr>
+          <w:p>
+            <w:r>
+              <w:rPr>
+                <w:sz w:val="18"/>
+              </w:rPr>
+            </w:r>
+          </w:p>
+        </w:tc>
+        <w:tc>
+          <w:tcPr>
+            <w:tcW w:type="dxa" w:w="2822"/>
+          </w:tcPr>
+          <w:p>
+            <w:r>
+              <w:rPr>
+                <w:sz w:val="18"/>
+              </w:rPr>
+            </w:r>
+          </w:p>
+        </w:tc>
+        <w:tc>
+          <w:tcPr>
+            <w:tcW w:type="dxa" w:w="2822"/>
+          </w:tcPr>
+          <w:p>
+            <w:r>
+              <w:rPr>
+                <w:sz w:val="18"/>
+              </w:rPr>
+            </w:r>
+          </w:p>
+        </w:tc>
+        <w:tc>
+          <w:tcPr>
+            <w:tcW w:type="dxa" w:w="2822"/>
+          </w:tcPr>
+          <w:p>
+            <w:r>
+              <w:rPr>
+                <w:sz w:val="18"/>
+              </w:rPr>
+            </w:r>
+          </w:p>
+        </w:tc>
+        <w:tc>
+          <w:tcPr>
+            <w:tcW w:type="dxa" w:w="2822"/>
+          </w:tcPr>
+          <w:p>
+            <w:r>
+              <w:rPr>
+                <w:sz w:val="18"/>
+              </w:rPr>
+            </w:r>
+          </w:p>
+        </w:tc>
+      </w:tr>
+      <w:tr>
+        <w:tc>
+          <w:tcPr>
+            <w:tcW w:type="dxa" w:w="2822"/>
+          </w:tcPr>
+          <w:p>
+            <w:r>
+              <w:rPr>
+                <w:sz w:val="18"/>
+              </w:rPr>
+            </w:r>
+          </w:p>
+        </w:tc>
+        <w:tc>
+          <w:tcPr>
+            <w:tcW w:type="dxa" w:w="2822"/>
+          </w:tcPr>
+          <w:p>
+            <w:r>
+              <w:rPr>
+                <w:sz w:val="18"/>
+              </w:rPr>
+            </w:r>
+          </w:p>
+        </w:tc>
+        <w:tc>
+          <w:tcPr>
+            <w:tcW w:type="dxa" w:w="2822"/>
+          </w:tcPr>
+          <w:p>
+            <w:r>
+              <w:rPr>
+                <w:sz w:val="18"/>
+              </w:rPr>
+            </w:r>
+          </w:p>
+        </w:tc>
+        <w:tc>
+          <w:tcPr>
+            <w:tcW w:type="dxa" w:w="2822"/>
+          </w:tcPr>
+          <w:p>
+            <w:r>
+              <w:rPr>
+                <w:sz w:val="18"/>
+              </w:rPr>
+            </w:r>
+          </w:p>
+        </w:tc>
+        <w:tc>
+          <w:tcPr>
+            <w:tcW w:type="dxa" w:w="2822"/>
+          </w:tcPr>
+          <w:p>
+            <w:r>
+              <w:rPr>
+                <w:sz w:val="18"/>
+              </w:rPr>
+            </w:r>
+          </w:p>
+        </w:tc>
+      </w:tr>
+      <w:tr>
+        <w:tc>
+          <w:tcPr>
+            <w:tcW w:type="dxa" w:w="2822"/>
+          </w:tcPr>
+          <w:p>
+            <w:r>
+              <w:rPr>
+                <w:sz w:val="18"/>
+              </w:rPr>
+            </w:r>
+          </w:p>
+        </w:tc>
+        <w:tc>
+          <w:tcPr>
+            <w:tcW w:type="dxa" w:w="2822"/>
+          </w:tcPr>
+          <w:p>
+            <w:r>
+              <w:rPr>
+                <w:sz w:val="18"/>
+              </w:rPr>
+            </w:r>
+          </w:p>
+        </w:tc>
+        <w:tc>
+          <w:tcPr>
+            <w:tcW w:type="dxa" w:w="2822"/>
+          </w:tcPr>
+          <w:p>
+            <w:r>
+              <w:rPr>
+                <w:sz w:val="18"/>
+              </w:rPr>
+            </w:r>
+          </w:p>
+        </w:tc>
+        <w:tc>
+          <w:tcPr>
+            <w:tcW w:type="dxa" w:w="2822"/>
+          </w:tcPr>
+          <w:p>
+            <w:r>
+              <w:rPr>
+                <w:sz w:val="18"/>
+              </w:rPr>
+            </w:r>
+          </w:p>
+        </w:tc>
+        <w:tc>
+          <w:tcPr>
+            <w:tcW w:type="dxa" w:w="2822"/>
+          </w:tcPr>
+          <w:p>
+            <w:r>
+              <w:rPr>
+                <w:sz w:val="18"/>
+              </w:rPr>
+            </w:r>
+          </w:p>
+        </w:tc>
+      </w:tr>
+      <w:tr>
+        <w:tc>
+          <w:tcPr>
+            <w:tcW w:type="dxa" w:w="2822"/>
+          </w:tcPr>
+          <w:p>
+            <w:r>
+              <w:rPr>
+                <w:sz w:val="18"/>
+              </w:rPr>
+            </w:r>
+          </w:p>
+        </w:tc>
+        <w:tc>
+          <w:tcPr>
+            <w:tcW w:type="dxa" w:w="2822"/>
+          </w:tcPr>
+          <w:p>
+            <w:r>
+              <w:rPr>
+                <w:sz w:val="18"/>
+              </w:rPr>
+            </w:r>
+          </w:p>
+        </w:tc>
+        <w:tc>
+          <w:tcPr>
+            <w:tcW w:type="dxa" w:w="2822"/>
+          </w:tcPr>
+          <w:p>
+            <w:r>
+              <w:rPr>
+                <w:sz w:val="18"/>
+              </w:rPr>
+            </w:r>
+          </w:p>
+        </w:tc>
+        <w:tc>
+          <w:tcPr>
+            <w:tcW w:type="dxa" w:w="2822"/>
+          </w:tcPr>
+          <w:p>
+            <w:r>
+              <w:rPr>
+                <w:sz w:val="18"/>
+              </w:rPr>
+            </w:r>
+          </w:p>
+        </w:tc>
+        <w:tc>
+          <w:tcPr>
+            <w:tcW w:type="dxa" w:w="2822"/>
+          </w:tcPr>
+          <w:p>
+            <w:r>
+              <w:rPr>
+                <w:sz w:val="18"/>
+              </w:rPr>
+            </w:r>
+          </w:p>
+        </w:tc>
+      </w:tr>
+      <w:tr>
+        <w:tc>
+          <w:tcPr>
+            <w:tcW w:type="dxa" w:w="2822"/>
+          </w:tcPr>
+          <w:p>
+            <w:r>
+              <w:rPr>
+                <w:sz w:val="18"/>
+              </w:rPr>
+            </w:r>
+          </w:p>
+        </w:tc>
+        <w:tc>
+          <w:tcPr>
+            <w:tcW w:type="dxa" w:w="2822"/>
+          </w:tcPr>
+          <w:p>
+            <w:r>
+              <w:rPr>
+                <w:sz w:val="18"/>
+              </w:rPr>
+            </w:r>
+          </w:p>
+        </w:tc>
+        <w:tc>
+          <w:tcPr>
+            <w:tcW w:type="dxa" w:w="2822"/>
+          </w:tcPr>
+          <w:p>
+            <w:r>
+              <w:rPr>
+                <w:sz w:val="18"/>
+              </w:rPr>
+            </w:r>
+          </w:p>
+        </w:tc>
+        <w:tc>
+          <w:tcPr>
+            <w:tcW w:type="dxa" w:w="2822"/>
+          </w:tcPr>
+          <w:p>
+            <w:r>
+              <w:rPr>
+                <w:sz w:val="18"/>
+              </w:rPr>
+            </w:r>
+          </w:p>
+        </w:tc>
+        <w:tc>
+          <w:tcPr>
+            <w:tcW w:type="dxa" w:w="2822"/>
+          </w:tcPr>
+          <w:p>
+            <w:r>
+              <w:rPr>
+                <w:sz w:val="18"/>
+              </w:rPr>
+            </w:r>
+          </w:p>
+        </w:tc>
+      </w:tr>
+      <w:tr>
+        <w:tc>
+          <w:tcPr>
+            <w:tcW w:type="dxa" w:w="2822"/>
+          </w:tcPr>
+          <w:p>
+            <w:r>
+              <w:rPr>
+                <w:sz w:val="18"/>
+              </w:rPr>
+            </w:r>
+          </w:p>
+        </w:tc>
+        <w:tc>
+          <w:tcPr>
+            <w:tcW w:type="dxa" w:w="2822"/>
+          </w:tcPr>
+          <w:p>
+            <w:r>
+              <w:rPr>
+                <w:sz w:val="18"/>
+              </w:rPr>
+            </w:r>
+          </w:p>
+        </w:tc>
+        <w:tc>
+          <w:tcPr>
+            <w:tcW w:type="dxa" w:w="2822"/>
+          </w:tcPr>
+          <w:p>
+            <w:r>
+              <w:rPr>
+                <w:sz w:val="18"/>
+              </w:rPr>
+            </w:r>
+          </w:p>
+        </w:tc>
+        <w:tc>
+          <w:tcPr>
+            <w:tcW w:type="dxa" w:w="2822"/>
+          </w:tcPr>
+          <w:p>
+            <w:r>
+              <w:rPr>
+                <w:sz w:val="18"/>
+              </w:rPr>
+            </w:r>
+          </w:p>
+        </w:tc>
+        <w:tc>
+          <w:tcPr>
+            <w:tcW w:type="dxa" w:w="2822"/>
+          </w:tcPr>
+          <w:p>
+            <w:r>
+              <w:rPr>
+                <w:sz w:val="18"/>
+              </w:rPr>
+            </w:r>
+          </w:p>
+        </w:tc>
+      </w:tr>
+      <w:tr>
+        <w:tc>
+          <w:tcPr>
+            <w:tcW w:type="dxa" w:w="2822"/>
+          </w:tcPr>
+          <w:p>
+            <w:r>
+              <w:rPr>
+                <w:sz w:val="18"/>
+              </w:rPr>
+            </w:r>
+          </w:p>
+        </w:tc>
+        <w:tc>
+          <w:tcPr>
+            <w:tcW w:type="dxa" w:w="2822"/>
+          </w:tcPr>
+          <w:p>
+            <w:r>
+              <w:rPr>
+                <w:sz w:val="18"/>
+              </w:rPr>
+            </w:r>
+          </w:p>
+        </w:tc>
+        <w:tc>
+          <w:tcPr>
+            <w:tcW w:type="dxa" w:w="2822"/>
+          </w:tcPr>
+          <w:p>
+            <w:r>
+              <w:rPr>
+                <w:sz w:val="18"/>
+              </w:rPr>
+            </w:r>
+          </w:p>
+        </w:tc>
+        <w:tc>
+          <w:tcPr>
+            <w:tcW w:type="dxa" w:w="2822"/>
+          </w:tcPr>
+          <w:p>
+            <w:r>
+              <w:rPr>
+                <w:sz w:val="18"/>
+              </w:rPr>
+            </w:r>
+          </w:p>
+        </w:tc>
+        <w:tc>
+          <w:tcPr>
+            <w:tcW w:type="dxa" w:w="2822"/>
+          </w:tcPr>
+          <w:p>
+            <w:r>
+              <w:rPr>
+                <w:sz w:val="18"/>
+              </w:rPr>
+            </w:r>
+          </w:p>
+        </w:tc>
+      </w:tr>
+      <w:tr>
+        <w:tc>
+          <w:tcPr>
+            <w:tcW w:type="dxa" w:w="2822"/>
+          </w:tcPr>
+          <w:p>
+            <w:r>
+              <w:rPr>
+                <w:sz w:val="18"/>
+              </w:rPr>
+            </w:r>
+          </w:p>
+        </w:tc>
+        <w:tc>
+          <w:tcPr>
+            <w:tcW w:type="dxa" w:w="2822"/>
+          </w:tcPr>
+          <w:p>
+            <w:r>
+              <w:rPr>
+                <w:sz w:val="18"/>
+              </w:rPr>
+            </w:r>
+          </w:p>
+        </w:tc>
+        <w:tc>
+          <w:tcPr>
+            <w:tcW w:type="dxa" w:w="2822"/>
+          </w:tcPr>
+          <w:p>
+            <w:r>
+              <w:rPr>
+                <w:sz w:val="18"/>
+              </w:rPr>
+            </w:r>
+          </w:p>
+        </w:tc>
+        <w:tc>
+          <w:tcPr>
+            <w:tcW w:type="dxa" w:w="2822"/>
+          </w:tcPr>
+          <w:p>
+            <w:r>
+              <w:rPr>
+                <w:sz w:val="18"/>
+              </w:rPr>
+            </w:r>
+          </w:p>
+        </w:tc>
+        <w:tc>
+          <w:tcPr>
+            <w:tcW w:type="dxa" w:w="2822"/>
+          </w:tcPr>
+          <w:p>
+            <w:r>
+              <w:rPr>
+                <w:sz w:val="18"/>
+              </w:rPr>
+            </w:r>
+          </w:p>
+        </w:tc>
+      </w:tr>
+      <w:tr>
+        <w:tc>
+          <w:tcPr>
+            <w:tcW w:type="dxa" w:w="2822"/>
+          </w:tcPr>
+          <w:p>
+            <w:r>
+              <w:rPr>
+                <w:sz w:val="18"/>
+              </w:rPr>
+            </w:r>
+          </w:p>
+        </w:tc>
+        <w:tc>
+          <w:tcPr>
+            <w:tcW w:type="dxa" w:w="2822"/>
+          </w:tcPr>
+          <w:p>
+            <w:r>
+              <w:rPr>
+                <w:sz w:val="18"/>
+              </w:rPr>
+            </w:r>
+          </w:p>
+        </w:tc>
+        <w:tc>
+          <w:tcPr>
+            <w:tcW w:type="dxa" w:w="2822"/>
+          </w:tcPr>
+          <w:p>
+            <w:r>
+              <w:rPr>
+                <w:sz w:val="18"/>
+              </w:rPr>
+            </w:r>
+          </w:p>
+        </w:tc>
+        <w:tc>
+          <w:tcPr>
+            <w:tcW w:type="dxa" w:w="2822"/>
+          </w:tcPr>
+          <w:p>
+            <w:r>
+              <w:rPr>
+                <w:sz w:val="18"/>
+              </w:rPr>
+            </w:r>
+          </w:p>
+        </w:tc>
+        <w:tc>
+          <w:tcPr>
+            <w:tcW w:type="dxa" w:w="2822"/>
+          </w:tcPr>
+          <w:p>
+            <w:r>
+              <w:rPr>
+                <w:sz w:val="18"/>
+              </w:rPr>
+            </w:r>
+          </w:p>
+        </w:tc>
+      </w:tr>
+      <w:tr>
+        <w:tc>
+          <w:tcPr>
+            <w:tcW w:type="dxa" w:w="2822"/>
+          </w:tcPr>
+          <w:p>
+            <w:r>
+              <w:rPr>
+                <w:sz w:val="18"/>
+              </w:rPr>
+            </w:r>
+          </w:p>
+        </w:tc>
+        <w:tc>
+          <w:tcPr>
+            <w:tcW w:type="dxa" w:w="2822"/>
+          </w:tcPr>
+          <w:p>
+            <w:r>
+              <w:rPr>
+                <w:sz w:val="18"/>
+              </w:rPr>
+            </w:r>
+          </w:p>
+        </w:tc>
+        <w:tc>
+          <w:tcPr>
+            <w:tcW w:type="dxa" w:w="2822"/>
+          </w:tcPr>
+          <w:p>
+            <w:r>
+              <w:rPr>
+                <w:sz w:val="18"/>
+              </w:rPr>
+            </w:r>
+          </w:p>
+        </w:tc>
+        <w:tc>
+          <w:tcPr>
+            <w:tcW w:type="dxa" w:w="2822"/>
+          </w:tcPr>
+          <w:p>
+            <w:r>
+              <w:rPr>
+                <w:sz w:val="18"/>
+              </w:rPr>
+            </w:r>
+          </w:p>
+        </w:tc>
+        <w:tc>
+          <w:tcPr>
+            <w:tcW w:type="dxa" w:w="2822"/>
+          </w:tcPr>
+          <w:p>
+            <w:r>
+              <w:rPr>
+                <w:sz w:val="18"/>
+              </w:rPr>
+            </w:r>
+          </w:p>
+        </w:tc>
+      </w:tr>
+      <w:tr>
+        <w:tc>
+          <w:tcPr>
+            <w:tcW w:type="dxa" w:w="2822"/>
+          </w:tcPr>
+          <w:p>
+            <w:r>
+              <w:rPr>
+                <w:sz w:val="18"/>
+              </w:rPr>
+            </w:r>
+          </w:p>
+        </w:tc>
+        <w:tc>
+          <w:tcPr>
+            <w:tcW w:type="dxa" w:w="2822"/>
+          </w:tcPr>
+          <w:p>
+            <w:r>
+              <w:rPr>
+                <w:sz w:val="18"/>
+              </w:rPr>
+            </w:r>
+          </w:p>
+        </w:tc>
+        <w:tc>
+          <w:tcPr>
+            <w:tcW w:type="dxa" w:w="2822"/>
+          </w:tcPr>
+          <w:p>
+            <w:r>
+              <w:rPr>
+                <w:sz w:val="18"/>
+              </w:rPr>
+            </w:r>
+          </w:p>
+        </w:tc>
+        <w:tc>
+          <w:tcPr>
+            <w:tcW w:type="dxa" w:w="2822"/>
+          </w:tcPr>
+          <w:p>
+            <w:r>
+              <w:rPr>
+                <w:sz w:val="18"/>
+              </w:rPr>
+            </w:r>
+          </w:p>
+        </w:tc>
+        <w:tc>
+          <w:tcPr>
+            <w:tcW w:type="dxa" w:w="2822"/>
+          </w:tcPr>
+          <w:p>
+            <w:r>
+              <w:rPr>
+                <w:sz w:val="18"/>
+              </w:rPr>
             </w:r>
           </w:p>
         </w:tc>
